--- a/02_FONTE_VERDADE/PECA170_MATRIZ_DE_ACHADOS_CAF.docx
+++ b/02_FONTE_VERDADE/PECA170_MATRIZ_DE_ACHADOS_CAF.docx
@@ -144,12 +144,6 @@
         <w:gridCol w:w="3260"/>
       </w:tblGrid>
       <w:tr>
-        <w:tblPrEx>
-          <w:tblCellMar>
-            <w:top w:w="0" w:type="dxa"/>
-            <w:bottom w:w="0" w:type="dxa"/>
-          </w:tblCellMar>
-        </w:tblPrEx>
         <w:tc>
           <w:tcPr>
             <w:tcW w:w="15578" w:type="dxa"/>
@@ -238,12 +232,6 @@
         </w:tc>
       </w:tr>
       <w:tr>
-        <w:tblPrEx>
-          <w:tblCellMar>
-            <w:top w:w="0" w:type="dxa"/>
-            <w:bottom w:w="0" w:type="dxa"/>
-          </w:tblCellMar>
-        </w:tblPrEx>
         <w:tc>
           <w:tcPr>
             <w:tcW w:w="2962" w:type="dxa"/>
@@ -411,12 +399,6 @@
         </w:tc>
       </w:tr>
       <w:tr>
-        <w:tblPrEx>
-          <w:tblCellMar>
-            <w:top w:w="0" w:type="dxa"/>
-            <w:bottom w:w="0" w:type="dxa"/>
-          </w:tblCellMar>
-        </w:tblPrEx>
         <w:tc>
           <w:tcPr>
             <w:tcW w:w="2962" w:type="dxa"/>
@@ -3134,12 +3116,6 @@
         <w:gridCol w:w="3118"/>
       </w:tblGrid>
       <w:tr>
-        <w:tblPrEx>
-          <w:tblCellMar>
-            <w:top w:w="0" w:type="dxa"/>
-            <w:bottom w:w="0" w:type="dxa"/>
-          </w:tblCellMar>
-        </w:tblPrEx>
         <w:tc>
           <w:tcPr>
             <w:tcW w:w="15436" w:type="dxa"/>
@@ -3244,12 +3220,6 @@
         </w:tc>
       </w:tr>
       <w:tr>
-        <w:tblPrEx>
-          <w:tblCellMar>
-            <w:top w:w="0" w:type="dxa"/>
-            <w:bottom w:w="0" w:type="dxa"/>
-          </w:tblCellMar>
-        </w:tblPrEx>
         <w:tc>
           <w:tcPr>
             <w:tcW w:w="2962" w:type="dxa"/>
@@ -3417,12 +3387,6 @@
         </w:tc>
       </w:tr>
       <w:tr>
-        <w:tblPrEx>
-          <w:tblCellMar>
-            <w:top w:w="0" w:type="dxa"/>
-            <w:bottom w:w="0" w:type="dxa"/>
-          </w:tblCellMar>
-        </w:tblPrEx>
         <w:tc>
           <w:tcPr>
             <w:tcW w:w="2962" w:type="dxa"/>
@@ -6224,12 +6188,6 @@
         <w:gridCol w:w="3118"/>
       </w:tblGrid>
       <w:tr>
-        <w:tblPrEx>
-          <w:tblCellMar>
-            <w:top w:w="0" w:type="dxa"/>
-            <w:bottom w:w="0" w:type="dxa"/>
-          </w:tblCellMar>
-        </w:tblPrEx>
         <w:tc>
           <w:tcPr>
             <w:tcW w:w="15436" w:type="dxa"/>
@@ -6318,12 +6276,6 @@
         </w:tc>
       </w:tr>
       <w:tr>
-        <w:tblPrEx>
-          <w:tblCellMar>
-            <w:top w:w="0" w:type="dxa"/>
-            <w:bottom w:w="0" w:type="dxa"/>
-          </w:tblCellMar>
-        </w:tblPrEx>
         <w:tc>
           <w:tcPr>
             <w:tcW w:w="2962" w:type="dxa"/>
@@ -6491,12 +6443,6 @@
         </w:tc>
       </w:tr>
       <w:tr>
-        <w:tblPrEx>
-          <w:tblCellMar>
-            <w:top w:w="0" w:type="dxa"/>
-            <w:bottom w:w="0" w:type="dxa"/>
-          </w:tblCellMar>
-        </w:tblPrEx>
         <w:tc>
           <w:tcPr>
             <w:tcW w:w="2962" w:type="dxa"/>
@@ -9682,12 +9628,6 @@
         <w:gridCol w:w="3118"/>
       </w:tblGrid>
       <w:tr>
-        <w:tblPrEx>
-          <w:tblCellMar>
-            <w:top w:w="0" w:type="dxa"/>
-            <w:bottom w:w="0" w:type="dxa"/>
-          </w:tblCellMar>
-        </w:tblPrEx>
         <w:tc>
           <w:tcPr>
             <w:tcW w:w="15436" w:type="dxa"/>
@@ -9776,12 +9716,6 @@
         </w:tc>
       </w:tr>
       <w:tr>
-        <w:tblPrEx>
-          <w:tblCellMar>
-            <w:top w:w="0" w:type="dxa"/>
-            <w:bottom w:w="0" w:type="dxa"/>
-          </w:tblCellMar>
-        </w:tblPrEx>
         <w:tc>
           <w:tcPr>
             <w:tcW w:w="2962" w:type="dxa"/>
@@ -9949,12 +9883,6 @@
         </w:tc>
       </w:tr>
       <w:tr>
-        <w:tblPrEx>
-          <w:tblCellMar>
-            <w:top w:w="0" w:type="dxa"/>
-            <w:bottom w:w="0" w:type="dxa"/>
-          </w:tblCellMar>
-        </w:tblPrEx>
         <w:tc>
           <w:tcPr>
             <w:tcW w:w="2962" w:type="dxa"/>
